--- a/0.report/2.santanderCS_통합본.docx
+++ b/0.report/2.santanderCS_통합본.docx
@@ -6598,7 +6598,7 @@
           <w:noProof/>
         </w:rPr>
         <w:drawing>
-          <wp:inline distT="0" distB="0" distL="0" distR="0" wp14:anchorId="68019589" wp14:editId="699FF404">
+          <wp:inline distT="0" distB="0" distL="0" distR="0" wp14:anchorId="68019589" wp14:editId="0F8943F6">
             <wp:extent cx="4191000" cy="3952875"/>
             <wp:effectExtent l="0" t="0" r="0" b="9525"/>
             <wp:docPr id="1350368033" name="그림 16"/>
@@ -6701,7 +6701,7 @@
           <w:noProof/>
         </w:rPr>
         <w:drawing>
-          <wp:inline distT="0" distB="0" distL="0" distR="0" wp14:anchorId="6B33FD78" wp14:editId="284B3E40">
+          <wp:inline distT="0" distB="0" distL="0" distR="0" wp14:anchorId="6B33FD78" wp14:editId="409782FF">
             <wp:extent cx="4267200" cy="3924300"/>
             <wp:effectExtent l="0" t="0" r="0" b="0"/>
             <wp:docPr id="838878403" name="그림 15"/>
@@ -11088,7 +11088,7 @@
         </w:rPr>
         <w:lastRenderedPageBreak/>
         <w:drawing>
-          <wp:inline distT="0" distB="0" distL="0" distR="0" wp14:anchorId="04513FC7" wp14:editId="2BD1BCF8">
+          <wp:inline distT="0" distB="0" distL="0" distR="0" wp14:anchorId="04513FC7" wp14:editId="4B7E1FD1">
             <wp:extent cx="6645910" cy="6416675"/>
             <wp:effectExtent l="0" t="0" r="2540" b="3175"/>
             <wp:docPr id="2122064779" name="그림 1"/>
@@ -11194,7 +11194,7 @@
           <w:noProof/>
         </w:rPr>
         <w:drawing>
-          <wp:inline distT="0" distB="0" distL="0" distR="0" wp14:anchorId="2C5FBFF1" wp14:editId="65B35506">
+          <wp:inline distT="0" distB="0" distL="0" distR="0" wp14:anchorId="2C5FBFF1" wp14:editId="43A27C0F">
             <wp:extent cx="6645910" cy="6118860"/>
             <wp:effectExtent l="0" t="0" r="2540" b="0"/>
             <wp:docPr id="1078468625" name="그림 67"/>
@@ -15873,7 +15873,6 @@
         <w:t>이처럼 단계적으로 전처리를 수행한 결과, 초기 데이터의 약 74%에 해당하는 피처가 정제되거나 제거되었으며 최종적으로 96개의 핵심 변수만이 모델링에 활용되었다.</w:t>
       </w:r>
     </w:p>
-    <w:p/>
     <w:p>
       <w:pPr>
         <w:pStyle w:val="2"/>
@@ -15882,6 +15881,7 @@
         <w:rPr>
           <w:rFonts w:hint="eastAsia"/>
         </w:rPr>
+        <w:lastRenderedPageBreak/>
         <w:t>2</w:t>
       </w:r>
       <w:r>
@@ -16386,7 +16386,6 @@
         <w:pStyle w:val="4"/>
       </w:pPr>
       <w:r>
-        <w:lastRenderedPageBreak/>
         <w:t>2.4.1.3 Cross-Validation 전략</w:t>
       </w:r>
     </w:p>
@@ -16443,6 +16442,7 @@
         <w:rPr>
           <w:rFonts w:hint="eastAsia"/>
         </w:rPr>
+        <w:lastRenderedPageBreak/>
         <w:t xml:space="preserve">    estimators      = [('rf', </w:t>
       </w:r>
       <w:proofErr w:type="spellStart"/>
@@ -17113,7 +17113,6 @@
         <w:rPr>
           <w:rFonts w:hint="eastAsia"/>
         </w:rPr>
-        <w:lastRenderedPageBreak/>
         <w:t>)</w:t>
       </w:r>
     </w:p>
@@ -17206,6 +17205,7 @@
         <w:rPr>
           <w:rFonts w:hint="eastAsia"/>
         </w:rPr>
+        <w:lastRenderedPageBreak/>
         <w:t>dummy_clf.fit</w:t>
       </w:r>
       <w:proofErr w:type="spellEnd"/>
@@ -18064,41 +18064,41 @@
     </w:p>
     <w:p>
       <w:r>
+        <w:t xml:space="preserve">Confusion </w:t>
+      </w:r>
+      <w:proofErr w:type="gramStart"/>
+      <w:r>
+        <w:t xml:space="preserve">Matrix </w:t>
+      </w:r>
+      <w:r>
+        <w:rPr>
+          <w:rFonts w:hint="eastAsia"/>
+        </w:rPr>
+        <w:t>:</w:t>
+      </w:r>
+      <w:proofErr w:type="gramEnd"/>
+      <w:r>
+        <w:rPr>
+          <w:rFonts w:hint="eastAsia"/>
+        </w:rPr>
+        <w:t xml:space="preserve"> </w:t>
+      </w:r>
+      <w:r>
+        <w:t xml:space="preserve">모든 샘플을 0으로 예측하여, 1을 거의 못 </w:t>
+      </w:r>
+      <w:r>
+        <w:rPr>
+          <w:rFonts w:hint="eastAsia"/>
+        </w:rPr>
+        <w:t>잡는 것을 확인하였다.</w:t>
+      </w:r>
+    </w:p>
+    <w:p>
+      <w:pPr>
+        <w:pStyle w:val="4"/>
+      </w:pPr>
+      <w:r>
         <w:lastRenderedPageBreak/>
-        <w:t xml:space="preserve">Confusion </w:t>
-      </w:r>
-      <w:proofErr w:type="gramStart"/>
-      <w:r>
-        <w:t xml:space="preserve">Matrix </w:t>
-      </w:r>
-      <w:r>
-        <w:rPr>
-          <w:rFonts w:hint="eastAsia"/>
-        </w:rPr>
-        <w:t>:</w:t>
-      </w:r>
-      <w:proofErr w:type="gramEnd"/>
-      <w:r>
-        <w:rPr>
-          <w:rFonts w:hint="eastAsia"/>
-        </w:rPr>
-        <w:t xml:space="preserve"> </w:t>
-      </w:r>
-      <w:r>
-        <w:t xml:space="preserve">모든 샘플을 0으로 예측하여, 1을 거의 못 </w:t>
-      </w:r>
-      <w:r>
-        <w:rPr>
-          <w:rFonts w:hint="eastAsia"/>
-        </w:rPr>
-        <w:t>잡는 것을 확인하였다.</w:t>
-      </w:r>
-    </w:p>
-    <w:p>
-      <w:pPr>
-        <w:pStyle w:val="4"/>
-      </w:pPr>
-      <w:r>
         <w:t>2.4.2.3 결과</w:t>
       </w:r>
     </w:p>
@@ -18674,6 +18674,7 @@
         <w:pStyle w:val="3"/>
       </w:pPr>
       <w:r>
+        <w:lastRenderedPageBreak/>
         <w:t xml:space="preserve">2.4.4 </w:t>
       </w:r>
       <w:proofErr w:type="spellStart"/>
@@ -19434,7 +19435,6 @@
           </w:tcPr>
           <w:p>
             <w:r>
-              <w:lastRenderedPageBreak/>
               <w:t>'</w:t>
             </w:r>
             <w:proofErr w:type="spellStart"/>
@@ -19515,6 +19515,7 @@
               <w:rPr>
                 <w:rFonts w:hint="eastAsia"/>
               </w:rPr>
+              <w:lastRenderedPageBreak/>
               <w:t>'subsample'</w:t>
             </w:r>
           </w:p>
@@ -20468,7 +20469,6 @@
           <w:szCs w:val="24"/>
           <w:u w:val="single"/>
         </w:rPr>
-        <w:lastRenderedPageBreak/>
         <w:t>RandomForest</w:t>
       </w:r>
       <w:proofErr w:type="spellEnd"/>
@@ -20501,6 +20501,7 @@
         </w:pBdr>
       </w:pPr>
       <w:r>
+        <w:lastRenderedPageBreak/>
         <w:t xml:space="preserve">    '</w:t>
       </w:r>
       <w:proofErr w:type="spellStart"/>
@@ -21298,7 +21299,6 @@
         <w:rPr>
           <w:rFonts w:hint="eastAsia"/>
         </w:rPr>
-        <w:lastRenderedPageBreak/>
         <w:t>    "</w:t>
       </w:r>
       <w:proofErr w:type="spellStart"/>
@@ -21413,6 +21413,7 @@
         <w:rPr>
           <w:rFonts w:hint="eastAsia"/>
         </w:rPr>
+        <w:lastRenderedPageBreak/>
         <w:t>    "subsample": 0.85,</w:t>
       </w:r>
     </w:p>
@@ -22103,7 +22104,6 @@
         <w:rPr>
           <w:rFonts w:hint="eastAsia"/>
         </w:rPr>
-        <w:lastRenderedPageBreak/>
         <w:t>    "</w:t>
       </w:r>
       <w:proofErr w:type="spellStart"/>
@@ -22210,6 +22210,7 @@
         <w:rPr>
           <w:rFonts w:hint="eastAsia"/>
         </w:rPr>
+        <w:lastRenderedPageBreak/>
         <w:t>    "</w:t>
       </w:r>
       <w:proofErr w:type="spellStart"/>
@@ -22867,7 +22868,6 @@
           <w:p>
             <w:proofErr w:type="spellStart"/>
             <w:r>
-              <w:lastRenderedPageBreak/>
               <w:t>XGBoost</w:t>
             </w:r>
             <w:proofErr w:type="spellEnd"/>
@@ -23004,6 +23004,7 @@
           <w:p>
             <w:proofErr w:type="spellStart"/>
             <w:r>
+              <w:lastRenderedPageBreak/>
               <w:t>LightGBM</w:t>
             </w:r>
             <w:proofErr w:type="spellEnd"/>
@@ -23376,7 +23377,6 @@
         <w:rPr>
           <w:rFonts w:hint="eastAsia"/>
         </w:rPr>
-        <w:lastRenderedPageBreak/>
         <w:t xml:space="preserve">불균형데이터구조의 데이터를 </w:t>
       </w:r>
       <w:proofErr w:type="spellStart"/>
@@ -23446,6 +23446,7 @@
           </w:p>
           <w:p>
             <w:r>
+              <w:lastRenderedPageBreak/>
               <w:t xml:space="preserve">y = </w:t>
             </w:r>
             <w:proofErr w:type="spellStart"/>
@@ -23684,6 +23685,7 @@
         <w:rPr>
           <w:rFonts w:hint="eastAsia"/>
         </w:rPr>
+        <w:lastRenderedPageBreak/>
         <w:t>결과 :</w:t>
       </w:r>
     </w:p>
@@ -24892,7 +24894,6 @@
     <w:p/>
     <w:p>
       <w:r>
-        <w:lastRenderedPageBreak/>
         <w:t>모든 모델에서 ROC-AUC는 높지만 F1-Score와 Recall이 극도로 낮다.</w:t>
       </w:r>
       <w:r>
@@ -24934,6 +24935,7 @@
         <w:rPr>
           <w:rFonts w:hint="eastAsia"/>
         </w:rPr>
+        <w:lastRenderedPageBreak/>
         <w:t>추가적인 전처리로 상관관계 비율이 0.95이하인 피처 삭제, 행 전체가 0인피처 삭제를 진행했다</w:t>
       </w:r>
     </w:p>
@@ -26228,14 +26230,7 @@
         </w:tc>
       </w:tr>
     </w:tbl>
-    <w:p>
-      <w:r>
-        <w:rPr>
-          <w:rFonts w:hint="eastAsia"/>
-        </w:rPr>
-        <w:t xml:space="preserve"> </w:t>
-      </w:r>
-    </w:p>
+    <w:p/>
     <w:p>
       <w:r>
         <w:rPr>
@@ -26403,32 +26398,32 @@
         </w:numPr>
       </w:pPr>
       <w:r>
+        <w:t xml:space="preserve">데이터 누수: </w:t>
+      </w:r>
+      <w:proofErr w:type="spellStart"/>
+      <w:r>
+        <w:t>전처리</w:t>
+      </w:r>
+      <w:proofErr w:type="spellEnd"/>
+      <w:r>
+        <w:t xml:space="preserve"> 과정에서 중요 정보 손실</w:t>
+      </w:r>
+      <w:r>
+        <w:rPr>
+          <w:rFonts w:hint="eastAsia"/>
+        </w:rPr>
+        <w:t>이 있을 수 있다</w:t>
+      </w:r>
+    </w:p>
+    <w:p>
+      <w:pPr>
+        <w:jc w:val="center"/>
+      </w:pPr>
+      <w:r>
+        <w:rPr>
+          <w:noProof/>
+        </w:rPr>
         <w:lastRenderedPageBreak/>
-        <w:t xml:space="preserve">데이터 누수: </w:t>
-      </w:r>
-      <w:proofErr w:type="spellStart"/>
-      <w:r>
-        <w:t>전처리</w:t>
-      </w:r>
-      <w:proofErr w:type="spellEnd"/>
-      <w:r>
-        <w:t xml:space="preserve"> 과정에서 중요 정보 손실</w:t>
-      </w:r>
-      <w:r>
-        <w:rPr>
-          <w:rFonts w:hint="eastAsia"/>
-        </w:rPr>
-        <w:t>이 있을 수 있다</w:t>
-      </w:r>
-    </w:p>
-    <w:p>
-      <w:pPr>
-        <w:jc w:val="center"/>
-      </w:pPr>
-      <w:r>
-        <w:rPr>
-          <w:noProof/>
-        </w:rPr>
         <w:drawing>
           <wp:inline distT="0" distB="0" distL="0" distR="0" wp14:anchorId="72244C90" wp14:editId="759A2067">
             <wp:extent cx="5114925" cy="4248150"/>
@@ -26964,7 +26959,66 @@
         </w:tc>
       </w:tr>
     </w:tbl>
-    <w:p/>
+    <w:p>
+      <w:r>
+        <w:rPr>
+          <w:rFonts w:hint="eastAsia"/>
+        </w:rPr>
+        <w:t xml:space="preserve">최종 결론: </w:t>
+      </w:r>
+      <w:proofErr w:type="spellStart"/>
+      <w:r>
+        <w:rPr>
+          <w:b/>
+          <w:bCs/>
+        </w:rPr>
+        <w:t>LightGBM</w:t>
+      </w:r>
+      <w:proofErr w:type="spellEnd"/>
+      <w:r>
+        <w:rPr>
+          <w:rFonts w:hint="eastAsia"/>
+        </w:rPr>
+        <w:t xml:space="preserve">이 </w:t>
+      </w:r>
+      <w:r>
+        <w:t xml:space="preserve">모든 성능 지표에서 </w:t>
+      </w:r>
+      <w:r>
+        <w:rPr>
+          <w:b/>
+          <w:bCs/>
+        </w:rPr>
+        <w:t>긍정적인 변화</w:t>
+      </w:r>
+      <w:r>
+        <w:t xml:space="preserve">를 보이며, 특히 </w:t>
+      </w:r>
+      <w:r>
+        <w:rPr>
+          <w:b/>
+          <w:bCs/>
+        </w:rPr>
+        <w:t>ROC-AUC (일반화 능력)가 가장 크게 상승</w:t>
+      </w:r>
+      <w:r>
+        <w:t xml:space="preserve">(0.0014)했습니다. F1-Score와 Recall 역시 큰 폭으로 개선되어 </w:t>
+      </w:r>
+      <w:r>
+        <w:rPr>
+          <w:b/>
+          <w:bCs/>
+        </w:rPr>
+        <w:t>일반화 능력과 실제 분류 성능 간의 균형이 가장 뛰어납니다.</w:t>
+      </w:r>
+    </w:p>
+    <w:p>
+      <w:pPr>
+        <w:rPr>
+          <w:rFonts w:hint="eastAsia"/>
+        </w:rPr>
+      </w:pPr>
+    </w:p>
     <w:p>
       <w:pPr>
         <w:pStyle w:val="3"/>
@@ -26980,6 +27034,9 @@
     <w:p>
       <w:pPr>
         <w:pStyle w:val="4"/>
+        <w:rPr>
+          <w:rFonts w:hint="eastAsia"/>
+        </w:rPr>
       </w:pPr>
       <w:r>
         <w:rPr>
@@ -26987,17 +27044,12 @@
         </w:rPr>
         <w:t>2.5.2.1 주요 특성 상위 10개</w:t>
       </w:r>
-    </w:p>
-    <w:p>
-      <w:pPr>
-        <w:pStyle w:val="4"/>
-      </w:pPr>
       <w:r>
         <w:rPr>
           <w:noProof/>
         </w:rPr>
         <w:drawing>
-          <wp:inline distT="0" distB="0" distL="0" distR="0" wp14:anchorId="34DA056E" wp14:editId="5FF218EE">
+          <wp:inline distT="0" distB="0" distL="0" distR="0" wp14:anchorId="34DA056E" wp14:editId="315C7934">
             <wp:extent cx="6476527" cy="5116131"/>
             <wp:effectExtent l="0" t="0" r="635" b="8890"/>
             <wp:docPr id="1641679381" name="그림 4"/>
@@ -27045,7 +27097,6 @@
         </w:drawing>
       </w:r>
     </w:p>
-    <w:p/>
     <w:p>
       <w:r>
         <w:rPr>
@@ -27440,7 +27491,6 @@
           <w:b/>
           <w:bCs/>
         </w:rPr>
-        <w:lastRenderedPageBreak/>
         <w:t>var15, saldo_var30</w:t>
       </w:r>
       <w:r>
@@ -27516,6 +27566,7 @@
           <w:b/>
           <w:bCs/>
         </w:rPr>
+        <w:lastRenderedPageBreak/>
         <w:t>모델별</w:t>
       </w:r>
       <w:proofErr w:type="spellEnd"/>
@@ -27980,7 +28031,6 @@
           <w:b/>
           <w:bCs/>
         </w:rPr>
-        <w:lastRenderedPageBreak/>
         <w:t>XGBoost</w:t>
       </w:r>
       <w:proofErr w:type="spellEnd"/>
@@ -28109,6 +28159,7 @@
                 <w:b/>
                 <w:bCs/>
               </w:rPr>
+              <w:lastRenderedPageBreak/>
               <w:t>실제 만족 (0)</w:t>
             </w:r>
           </w:p>
@@ -28901,6 +28952,11 @@
       </w:r>
     </w:p>
     <w:p>
+      <w:pPr>
+        <w:rPr>
+          <w:rFonts w:hint="eastAsia"/>
+        </w:rPr>
+      </w:pPr>
       <w:r>
         <w:rPr>
           <w:rFonts w:hint="eastAsia"/>
@@ -28938,7 +28994,6 @@
         <w:t>모델을 채택하는 것도 단기적으로 좋은 모델이다</w:t>
       </w:r>
     </w:p>
-    <w:p/>
     <w:p>
       <w:r>
         <w:t>주요 지표 계산 및 비교</w:t>
@@ -29583,7 +29638,6 @@
                 <w:b/>
                 <w:bCs/>
               </w:rPr>
-              <w:lastRenderedPageBreak/>
               <w:t>RandomForest</w:t>
             </w:r>
             <w:proofErr w:type="spellEnd"/>
@@ -29929,20 +29983,13 @@
     </w:tbl>
     <w:p>
       <w:pPr>
-        <w:rPr>
-          <w:b/>
-          <w:bCs/>
-        </w:rPr>
-      </w:pPr>
-    </w:p>
-    <w:p>
-      <w:pPr>
         <w:pStyle w:val="4"/>
       </w:pPr>
       <w:r>
         <w:rPr>
           <w:rFonts w:hint="eastAsia"/>
         </w:rPr>
+        <w:lastRenderedPageBreak/>
         <w:t>2.5.3.2 오차 분석</w:t>
       </w:r>
     </w:p>
@@ -30531,7 +30578,6 @@
           <w:b/>
           <w:bCs/>
         </w:rPr>
-        <w:lastRenderedPageBreak/>
         <w:t>FN</w:t>
       </w:r>
       <w:r>
@@ -30658,6 +30704,7 @@
           <w:b/>
           <w:bCs/>
         </w:rPr>
+        <w:lastRenderedPageBreak/>
         <w:t>분석:</w:t>
       </w:r>
     </w:p>
@@ -30987,7 +31034,7 @@
     </w:p>
     <w:p>
       <w:r>
-        <w:t>본 분석에서는 기계 학습 모델의 결과를 해석하기 위해 **SHAP (</w:t>
+        <w:t>본 분석에서는 기계 학습 모델의 결과를 해석하기 위해 SHAP (</w:t>
       </w:r>
       <w:proofErr w:type="spellStart"/>
       <w:r>
@@ -31003,7 +31050,7 @@
       </w:r>
       <w:proofErr w:type="spellEnd"/>
       <w:r>
-        <w:t>)**을 주요 도구로 선정했습니다.</w:t>
+        <w:t>)을 주요 도구로 선정했습니다.</w:t>
       </w:r>
     </w:p>
     <w:p>
@@ -31103,7 +31150,6 @@
           <w:b/>
           <w:bCs/>
         </w:rPr>
-        <w:lastRenderedPageBreak/>
         <w:t>지역적/전역적 해석:</w:t>
       </w:r>
       <w:r>
@@ -31172,7 +31218,7 @@
       </w:tblGrid>
       <w:tr>
         <w:trPr>
-          <w:trHeight w:val="6369"/>
+          <w:trHeight w:val="5235"/>
         </w:trPr>
         <w:tc>
           <w:tcPr>
@@ -31180,6 +31226,7 @@
           </w:tcPr>
           <w:p>
             <w:r>
+              <w:lastRenderedPageBreak/>
               <w:t xml:space="preserve"># 필요한 라이브러리 </w:t>
             </w:r>
             <w:proofErr w:type="spellStart"/>
@@ -31870,7 +31917,6 @@
           </w:p>
           <w:p>
             <w:r>
-              <w:lastRenderedPageBreak/>
               <w:t xml:space="preserve"># 2. SHAP Explainer 생성 (트리 기반 모델이므로 </w:t>
             </w:r>
             <w:proofErr w:type="spellStart"/>
@@ -31948,6 +31994,7 @@
           </w:p>
           <w:p>
             <w:r>
+              <w:lastRenderedPageBreak/>
               <w:t>print("----- 전역적 피처 중요도 (Summary Plot) -----")</w:t>
             </w:r>
           </w:p>
@@ -32382,7 +32429,6 @@
               <w:spacing w:after="160" w:line="300" w:lineRule="auto"/>
             </w:pPr>
             <w:r>
-              <w:lastRenderedPageBreak/>
               <w:t>ind_var30_0</w:t>
             </w:r>
           </w:p>
@@ -32461,6 +32507,7 @@
           <w:bCs/>
           <w:noProof/>
         </w:rPr>
+        <w:lastRenderedPageBreak/>
         <w:drawing>
           <wp:inline distT="0" distB="0" distL="0" distR="0" wp14:anchorId="7FCED273" wp14:editId="3C6C9005">
             <wp:extent cx="5782040" cy="7134225"/>
@@ -32549,7 +32596,6 @@
           <w:b/>
           <w:bCs/>
         </w:rPr>
-        <w:lastRenderedPageBreak/>
         <w:t>잠재적 이탈 고객 특징:</w:t>
       </w:r>
       <w:r>
@@ -32629,6 +32675,7 @@
           <w:rFonts w:hint="eastAsia"/>
           <w:noProof/>
         </w:rPr>
+        <w:lastRenderedPageBreak/>
         <w:drawing>
           <wp:inline distT="0" distB="0" distL="0" distR="0" wp14:anchorId="2BDDEE9A" wp14:editId="7C175B2A">
             <wp:extent cx="6872555" cy="876300"/>
@@ -32685,9 +32732,6 @@
           <w:ilvl w:val="0"/>
           <w:numId w:val="85"/>
         </w:numPr>
-        <w:rPr>
-          <w:rFonts w:hint="eastAsia"/>
-        </w:rPr>
       </w:pPr>
       <w:r>
         <w:rPr>
@@ -43739,7 +43783,6 @@
   <w:style w:type="character" w:default="1" w:styleId="a2">
     <w:name w:val="Default Paragraph Font"/>
     <w:uiPriority w:val="1"/>
-    <w:semiHidden/>
     <w:unhideWhenUsed/>
   </w:style>
   <w:style w:type="table" w:default="1" w:styleId="a3">
@@ -44588,7 +44631,7 @@
         <w:tab w:val="num" w:pos="360"/>
       </w:tabs>
       <w:spacing w:after="200" w:line="276" w:lineRule="auto"/>
-      <w:ind w:leftChars="0" w:left="360" w:firstLineChars="0"/>
+      <w:ind w:leftChars="0" w:left="360" w:firstLineChars="0" w:firstLine="0"/>
       <w:contextualSpacing/>
     </w:pPr>
     <w:rPr>
